--- a/backend/UmesIsel.Api/Resources/PreinscripcionTemplate.docx
+++ b/backend/UmesIsel.Api/Resources/PreinscripcionTemplate.docx
@@ -1653,7 +1653,7 @@
                                 <pic:cNvPicPr/>
                               </pic:nvPicPr>
                               <pic:blipFill>
-                                <a:blip r:embed="rId9" cstate="print"/>
+                                <a:blip r:embed="rIdChkPuebloMaya" cstate="print"/>
                                 <a:stretch>
                                   <a:fillRect/>
                                 </a:stretch>
@@ -1678,7 +1678,7 @@
                   <w:pict>
                     <v:group style="position:absolute;margin-left:33.005005pt;margin-top:3.322141pt;width:9.75pt;height:10pt;mso-position-horizontal-relative:column;mso-position-vertical-relative:paragraph;z-index:-15911424" id="docshapegroup7" coordorigin="660,66" coordsize="195,200">
                       <v:shape style="position:absolute;left:660;top:66;width:195;height:200" type="#_x0000_t75" id="docshape8" stroked="false">
-                        <v:imagedata r:id="rId9" o:title=""/>
+                        <v:imagedata r:id="rIdChkPuebloMaya" o:title=""/>
                       </v:shape>
                       <w10:wrap type="none"/>
                     </v:group>
@@ -1726,7 +1726,7 @@
                                 <pic:cNvPicPr/>
                               </pic:nvPicPr>
                               <pic:blipFill>
-                                <a:blip r:embed="rId9" cstate="print"/>
+                                <a:blip r:embed="rIdChkPuebloGarifuna" cstate="print"/>
                                 <a:stretch>
                                   <a:fillRect/>
                                 </a:stretch>
@@ -1751,7 +1751,7 @@
                   <w:pict>
                     <v:group style="position:absolute;margin-left:109.825005pt;margin-top:3.322141pt;width:10pt;height:10pt;mso-position-horizontal-relative:column;mso-position-vertical-relative:paragraph;z-index:-15910912" id="docshapegroup9" coordorigin="2197,66" coordsize="200,200">
                       <v:shape style="position:absolute;left:2196;top:66;width:200;height:200" type="#_x0000_t75" id="docshape10" stroked="false">
-                        <v:imagedata r:id="rId9" o:title=""/>
+                        <v:imagedata r:id="rIdChkPuebloGarifuna" o:title=""/>
                       </v:shape>
                       <w10:wrap type="none"/>
                     </v:group>
@@ -1799,7 +1799,7 @@
                                 <pic:cNvPicPr/>
                               </pic:nvPicPr>
                               <pic:blipFill>
-                                <a:blip r:embed="rId10" cstate="print"/>
+                                <a:blip r:embed="rIdChkPuebloExtranjero" cstate="print"/>
                                 <a:stretch>
                                   <a:fillRect/>
                                 </a:stretch>
@@ -1824,7 +1824,7 @@
                   <w:pict>
                     <v:group style="position:absolute;margin-left:201.38501pt;margin-top:2.482141pt;width:11.55pt;height:11.05pt;mso-position-horizontal-relative:column;mso-position-vertical-relative:paragraph;z-index:-15910400" id="docshapegroup11" coordorigin="4028,50" coordsize="231,221">
                       <v:shape style="position:absolute;left:4027;top:49;width:231;height:221" type="#_x0000_t75" id="docshape12" stroked="false">
-                        <v:imagedata r:id="rId10" o:title=""/>
+                        <v:imagedata r:id="rIdChkPuebloExtranjero" o:title=""/>
                       </v:shape>
                       <w10:wrap type="none"/>
                     </v:group>
@@ -1940,7 +1940,7 @@
                                 <pic:cNvPicPr/>
                               </pic:nvPicPr>
                               <pic:blipFill>
-                                <a:blip r:embed="rId9" cstate="print"/>
+                                <a:blip r:embed="rIdChkPuebloXinka" cstate="print"/>
                                 <a:stretch>
                                   <a:fillRect/>
                                 </a:stretch>
@@ -1965,7 +1965,7 @@
                   <w:pict>
                     <v:group style="position:absolute;margin-left:33.005005pt;margin-top:5.122162pt;width:9.75pt;height:10pt;mso-position-horizontal-relative:column;mso-position-vertical-relative:paragraph;z-index:-15909888" id="docshapegroup13" coordorigin="660,102" coordsize="195,200">
                       <v:shape style="position:absolute;left:660;top:102;width:195;height:200" type="#_x0000_t75" id="docshape14" stroked="false">
-                        <v:imagedata r:id="rId9" o:title=""/>
+                        <v:imagedata r:id="rIdChkPuebloXinka" o:title=""/>
                       </v:shape>
                       <w10:wrap type="none"/>
                     </v:group>
@@ -2013,7 +2013,7 @@
                                 <pic:cNvPicPr/>
                               </pic:nvPicPr>
                               <pic:blipFill>
-                                <a:blip r:embed="rId9" cstate="print"/>
+                                <a:blip r:embed="rIdChkPuebloLadino" cstate="print"/>
                                 <a:stretch>
                                   <a:fillRect/>
                                 </a:stretch>
@@ -2038,7 +2038,7 @@
                   <w:pict>
                     <v:group style="position:absolute;margin-left:109.825005pt;margin-top:5.122162pt;width:10pt;height:10pt;mso-position-horizontal-relative:column;mso-position-vertical-relative:paragraph;z-index:-15909376" id="docshapegroup15" coordorigin="2197,102" coordsize="200,200">
                       <v:shape style="position:absolute;left:2196;top:102;width:200;height:200" type="#_x0000_t75" id="docshape16" stroked="false">
-                        <v:imagedata r:id="rId9" o:title=""/>
+                        <v:imagedata r:id="rIdChkPuebloLadino" o:title=""/>
                       </v:shape>
                       <w10:wrap type="none"/>
                     </v:group>
@@ -2086,7 +2086,7 @@
                                 <pic:cNvPicPr/>
                               </pic:nvPicPr>
                               <pic:blipFill>
-                                <a:blip r:embed="rId10" cstate="print"/>
+                                <a:blip r:embed="rIdChkPuebloAfro" cstate="print"/>
                                 <a:stretch>
                                   <a:fillRect/>
                                 </a:stretch>
@@ -2111,7 +2111,7 @@
                   <w:pict>
                     <v:group style="position:absolute;margin-left:324.295013pt;margin-top:4.282162pt;width:11.55pt;height:11.05pt;mso-position-horizontal-relative:column;mso-position-vertical-relative:paragraph;z-index:-15908864" id="docshapegroup17" coordorigin="6486,86" coordsize="231,221">
                       <v:shape style="position:absolute;left:6485;top:85;width:231;height:221" type="#_x0000_t75" id="docshape18" stroked="false">
-                        <v:imagedata r:id="rId10" o:title=""/>
+                        <v:imagedata r:id="rIdChkPuebloAfro" o:title=""/>
                       </v:shape>
                       <w10:wrap type="none"/>
                     </v:group>
@@ -2946,7 +2946,7 @@
                                 <pic:cNvPicPr/>
                               </pic:nvPicPr>
                               <pic:blipFill>
-                                <a:blip r:embed="rId9" cstate="print"/>
+                                <a:blip r:embed="rIdChkAlergiaSi" cstate="print"/>
                                 <a:stretch>
                                   <a:fillRect/>
                                 </a:stretch>
@@ -2971,7 +2971,7 @@
                   <w:pict>
                     <v:group style="position:absolute;margin-left:17.645004pt;margin-top:3.321951pt;width:10pt;height:10pt;mso-position-horizontal-relative:column;mso-position-vertical-relative:paragraph;z-index:-15908352" id="docshapegroup19" coordorigin="353,66" coordsize="200,200">
                       <v:shape style="position:absolute;left:352;top:66;width:200;height:200" type="#_x0000_t75" id="docshape20" stroked="false">
-                        <v:imagedata r:id="rId9" o:title=""/>
+                        <v:imagedata r:id="rIdChkAlergiaSi" o:title=""/>
                       </v:shape>
                       <w10:wrap type="none"/>
                     </v:group>
@@ -3019,7 +3019,7 @@
                                 <pic:cNvPicPr/>
                               </pic:nvPicPr>
                               <pic:blipFill>
-                                <a:blip r:embed="rId9" cstate="print"/>
+                                <a:blip r:embed="rIdChkAlergiaNo" cstate="print"/>
                                 <a:stretch>
                                   <a:fillRect/>
                                 </a:stretch>
@@ -3044,7 +3044,7 @@
                   <w:pict>
                     <v:group style="position:absolute;margin-left:63.725006pt;margin-top:3.321951pt;width:9.75pt;height:10pt;mso-position-horizontal-relative:column;mso-position-vertical-relative:paragraph;z-index:-15907840" id="docshapegroup21" coordorigin="1275,66" coordsize="195,200">
                       <v:shape style="position:absolute;left:1274;top:66;width:195;height:200" type="#_x0000_t75" id="docshape22" stroked="false">
-                        <v:imagedata r:id="rId9" o:title=""/>
+                        <v:imagedata r:id="rIdChkAlergiaNo" o:title=""/>
                       </v:shape>
                       <w10:wrap type="none"/>
                     </v:group>
@@ -3298,7 +3298,7 @@
                                 <pic:cNvPicPr/>
                               </pic:nvPicPr>
                               <pic:blipFill>
-                                <a:blip r:embed="rId9" cstate="print"/>
+                                <a:blip r:embed="rIdChkSaludSi" cstate="print"/>
                                 <a:stretch>
                                   <a:fillRect/>
                                 </a:stretch>
@@ -3323,7 +3323,7 @@
                   <w:pict>
                     <v:group style="position:absolute;margin-left:17.645004pt;margin-top:3.371946pt;width:10pt;height:10pt;mso-position-horizontal-relative:column;mso-position-vertical-relative:paragraph;z-index:-15907328" id="docshapegroup23" coordorigin="353,67" coordsize="200,200">
                       <v:shape style="position:absolute;left:352;top:67;width:200;height:200" type="#_x0000_t75" id="docshape24" stroked="false">
-                        <v:imagedata r:id="rId9" o:title=""/>
+                        <v:imagedata r:id="rIdChkSaludSi" o:title=""/>
                       </v:shape>
                       <w10:wrap type="none"/>
                     </v:group>
@@ -3371,7 +3371,7 @@
                                 <pic:cNvPicPr/>
                               </pic:nvPicPr>
                               <pic:blipFill>
-                                <a:blip r:embed="rId9" cstate="print"/>
+                                <a:blip r:embed="rIdChkSaludNo" cstate="print"/>
                                 <a:stretch>
                                   <a:fillRect/>
                                 </a:stretch>
@@ -3396,7 +3396,7 @@
                   <w:pict>
                     <v:group style="position:absolute;margin-left:63.725006pt;margin-top:3.371946pt;width:9.75pt;height:10pt;mso-position-horizontal-relative:column;mso-position-vertical-relative:paragraph;z-index:-15906816" id="docshapegroup25" coordorigin="1275,67" coordsize="195,200">
                       <v:shape style="position:absolute;left:1274;top:67;width:195;height:200" type="#_x0000_t75" id="docshape26" stroked="false">
-                        <v:imagedata r:id="rId9" o:title=""/>
+                        <v:imagedata r:id="rIdChkSaludNo" o:title=""/>
                       </v:shape>
                       <w10:wrap type="none"/>
                     </v:group>
